--- a/assignments/Assignment_2_Ellinger_Matthias/documentation.docx
+++ b/assignments/Assignment_2_Ellinger_Matthias/documentation.docx
@@ -30,7 +30,13 @@
         <w:rPr>
           <w:lang w:val="en-US"/>
         </w:rPr>
-        <w:t>The output of the Assignment can be seen in the screenshot below</w:t>
+        <w:t xml:space="preserve">The output </w:t>
+      </w:r>
+      <w:r>
+        <w:rPr>
+          <w:lang w:val="en-US"/>
+        </w:rPr>
+        <w:t>when running unprotected can be seen below</w:t>
       </w:r>
     </w:p>
     <w:p>
@@ -41,14 +47,13 @@
       </w:pPr>
       <w:r>
         <w:rPr>
-          <w:noProof/>
           <w:lang w:val="en-US"/>
         </w:rPr>
         <w:drawing>
-          <wp:inline distT="0" distB="0" distL="0" distR="0" wp14:anchorId="117CA164" wp14:editId="2E6B996E">
-            <wp:extent cx="5760720" cy="3236595"/>
-            <wp:effectExtent l="0" t="0" r="0" b="1905"/>
-            <wp:docPr id="653634608" name="Picture 1"/>
+          <wp:inline distT="0" distB="0" distL="0" distR="0" wp14:anchorId="0C5CFD55" wp14:editId="38266770">
+            <wp:extent cx="5760720" cy="4734560"/>
+            <wp:effectExtent l="0" t="0" r="0" b="8890"/>
+            <wp:docPr id="361096725" name="Picture 1"/>
             <wp:cNvGraphicFramePr>
               <a:graphicFrameLocks xmlns:a="http://schemas.openxmlformats.org/drawingml/2006/main" noChangeAspect="1"/>
             </wp:cNvGraphicFramePr>
@@ -56,7 +61,7 @@
               <a:graphicData uri="http://schemas.openxmlformats.org/drawingml/2006/picture">
                 <pic:pic xmlns:pic="http://schemas.openxmlformats.org/drawingml/2006/picture">
                   <pic:nvPicPr>
-                    <pic:cNvPr id="653634608" name=""/>
+                    <pic:cNvPr id="361096725" name=""/>
                     <pic:cNvPicPr/>
                   </pic:nvPicPr>
                   <pic:blipFill>
@@ -68,7 +73,7 @@
                   <pic:spPr>
                     <a:xfrm>
                       <a:off x="0" y="0"/>
-                      <a:ext cx="5760720" cy="3236595"/>
+                      <a:ext cx="5760720" cy="4734560"/>
                     </a:xfrm>
                     <a:prstGeom prst="rect">
                       <a:avLst/>
@@ -91,7 +96,75 @@
         <w:rPr>
           <w:lang w:val="en-US"/>
         </w:rPr>
-        <w:t>Here the Semaphores are already in  use. I could not observe any change in the UART output with and without the Semaphores. I assume that when the resources are not protected the consumer task may check if a value is even and while writing it out the producer task may modify it. This behavior has not occurred once during my testing though.</w:t>
+        <w:t>Here the values are sometimes changed after the value is checked to be even, leading to halve values in the final string. To make this noticeable a delay was used in between checking and writing out the numbers.</w:t>
+      </w:r>
+    </w:p>
+    <w:p>
+      <w:pPr>
+        <w:rPr>
+          <w:lang w:val="en-US"/>
+        </w:rPr>
+      </w:pPr>
+      <w:r>
+        <w:rPr>
+          <w:lang w:val="en-US"/>
+        </w:rPr>
+        <w:t>As seen in the screenshot below the halve values disappear  in the protected version.</w:t>
+      </w:r>
+    </w:p>
+    <w:p>
+      <w:pPr>
+        <w:rPr>
+          <w:lang w:val="en-US"/>
+        </w:rPr>
+      </w:pPr>
+    </w:p>
+    <w:p>
+      <w:pPr>
+        <w:rPr>
+          <w:lang w:val="en-US"/>
+        </w:rPr>
+      </w:pPr>
+      <w:r>
+        <w:rPr>
+          <w:lang w:val="en-US"/>
+        </w:rPr>
+        <w:lastRenderedPageBreak/>
+        <w:drawing>
+          <wp:inline distT="0" distB="0" distL="0" distR="0" wp14:anchorId="44D5B23F" wp14:editId="09E471AF">
+            <wp:extent cx="5760720" cy="4822190"/>
+            <wp:effectExtent l="0" t="0" r="0" b="0"/>
+            <wp:docPr id="1605802511" name="Picture 1"/>
+            <wp:cNvGraphicFramePr>
+              <a:graphicFrameLocks xmlns:a="http://schemas.openxmlformats.org/drawingml/2006/main" noChangeAspect="1"/>
+            </wp:cNvGraphicFramePr>
+            <a:graphic xmlns:a="http://schemas.openxmlformats.org/drawingml/2006/main">
+              <a:graphicData uri="http://schemas.openxmlformats.org/drawingml/2006/picture">
+                <pic:pic xmlns:pic="http://schemas.openxmlformats.org/drawingml/2006/picture">
+                  <pic:nvPicPr>
+                    <pic:cNvPr id="1605802511" name=""/>
+                    <pic:cNvPicPr/>
+                  </pic:nvPicPr>
+                  <pic:blipFill>
+                    <a:blip r:embed="rId7"/>
+                    <a:stretch>
+                      <a:fillRect/>
+                    </a:stretch>
+                  </pic:blipFill>
+                  <pic:spPr>
+                    <a:xfrm>
+                      <a:off x="0" y="0"/>
+                      <a:ext cx="5760720" cy="4822190"/>
+                    </a:xfrm>
+                    <a:prstGeom prst="rect">
+                      <a:avLst/>
+                    </a:prstGeom>
+                  </pic:spPr>
+                </pic:pic>
+              </a:graphicData>
+            </a:graphic>
+          </wp:inline>
+        </w:drawing>
       </w:r>
     </w:p>
     <w:p>
@@ -108,7 +181,7 @@
       </w:r>
     </w:p>
     <w:sectPr>
-      <w:headerReference w:type="default" r:id="rId7"/>
+      <w:headerReference w:type="default" r:id="rId8"/>
       <w:pgSz w:w="11906" w:h="16838"/>
       <w:pgMar w:top="1417" w:right="1417" w:bottom="1134" w:left="1417" w:header="708" w:footer="708" w:gutter="0"/>
       <w:cols w:space="708"/>
